--- a/الوظيفة_الأولى_الرأي_العام_جان_وديع.docx
+++ b/الوظيفة_الأولى_الرأي_العام_جان_وديع.docx
@@ -13236,7 +13236,7 @@
           <w:szCs w:val="28"/>
           <w:rtl w:val="1"/>
         </w:rPr>
-        <w:t xml:space="preserve"> تمثلت الصعوبة الأكبر في مقاومة إغراء التعميم؛ فالعمل في المصرف يوفر أمثلة كثيرة، لكن الأمثلة ليست عينة، وكان لا بد من التذكير بذلك في كل مرة. وأضفنا صعوبة أخرى هي تجنب الدخول في تقييمات سياسية لا تخدم البحث العلمي، والاكتفاء بوصف العلاقة بين الرأي العام والسياسة الاقتصادية بلغة تحليلية.</w:t>
+        <w:t xml:space="preserve"> تمثلت الصعوبة الأكبر في مقاومة إغراء التعميم؛ فالعمل في المصرف يوفر أمثلة كثيرة، لكن الأمثلة ليست عينة، وكان لا بد من التذكير بذلك في كل مرة. وثمة صعوبة ثانية هي تجنب الدخول في تقييمات سياسية لا تخدم البحث العلمي، والاكتفاء بوصف العلاقة بين الرأي العام والسياسة الاقتصادية بلغة تحليلية.</w:t>
       </w:r>
     </w:p>
     <w:p>
